--- a/livrables-IGPDE-2026-102846/Formateur/documents-administratifs-igpde/Derped-deroule-pedagogique-102846-v2.docx
+++ b/livrables-IGPDE-2026-102846/Formateur/documents-administratifs-igpde/Derped-deroule-pedagogique-102846-v2.docx
@@ -772,7 +772,7 @@
                 <w:lang w:val="fr-FR" w:eastAsia="fr-FR"/>
                 <w:szCs w:val="21"/>
               </w:rPr>
-              <w:t>Support PPTX 138 slides, documents Word Sami, site d’exercice Easy Checks, grille XLSX, exemples de publications sociales.</w:t>
+              <w:t>Support PPTX 138 slides, documents Word du TP, site d’exercice Easy Checks, grille XLSX, exemples de publications sociales.</w:t>
             </w:r>
           </w:p>
         </w:tc>
@@ -1621,7 +1621,7 @@
                 <w:rFonts w:ascii="Marianne" w:hAnsi="Marianne"/>
                 <w:sz w:val="18"/>
               </w:rPr>
-              <w:t>Support PPTX slides 54 à 73, 3 DOCX Sami (inaccessible, aide à la correction, accessible), fiches mémo Word et LibreOffice Writer (PDF), Microsoft Word ou LibreOffice Writer, casque audio avec prise jack, vérificateur d'accessibilité Word.</w:t>
+              <w:t>Support PPTX slides 54 à 73, 3 DOCX du TP (inaccessible, aide à la correction, accessible), fiches mémo Word et LibreOffice Writer (PDF), Microsoft Word ou LibreOffice Writer, casque audio avec prise jack, vérificateur d'accessibilité Word.</w:t>
             </w:r>
           </w:p>
         </w:tc>

--- a/livrables-IGPDE-2026-102846/Formateur/documents-administratifs-igpde/Derped-deroule-pedagogique-102846-v2.docx
+++ b/livrables-IGPDE-2026-102846/Formateur/documents-administratifs-igpde/Derped-deroule-pedagogique-102846-v2.docx
@@ -1469,7 +1469,7 @@
                 <w:sz w:val="18"/>
                 <w:lang w:bidi="ar-SA"/>
               </w:rPr>
-              <w:t>Définition et principes WCAG. 6 personas et matrice déficiences/besoins. Fiches solutions par type de déficience. Handicap, validisme, temporalité. Cadre légal de 2005 à aujourd'hui, cadre européen. RGAA 13 thèmes et 3 niveaux. Simulateur Obligally, déclaration d'accessibilité, obligations légales. Pourquoi agir, accessibiliser sa communication. Outils OS, règles transversales, FALC et langage clair, méthode FALC en 5 étapes, exemple DIA, accessibilité dès la conception. Points clés du module.</w:t>
+              <w:t>Définition et principes WCAG. 6 personas et matrice déficiences/besoins. Fiches solutions par type de déficience. Handicap, validisme, temporalité. Cadre légal de 2005 à aujourd'hui, cadre européen. RGAA 13 thèmes et 3 niveaux. Simulateur Obligally, déclaration d'accessibilité, obligations légales. Pourquoi agir, accessibiliser sa communication. Outils OS, règles transversales, FALC et langage clair, méthode FALC en 5 étapes, exemple DIA, accessibilité dès la conception.</w:t>
             </w:r>
           </w:p>
         </w:tc>
@@ -2800,7 +2800,7 @@
                 <w:sz w:val="18"/>
                 <w:lang w:bidi="ar-SA"/>
               </w:rPr>
-              <w:t>WebAIM Million 2026 et erreurs fréquentes. 13 checks : texte alternatif (types, rédaction, exemples), titre de page, hiérarchie de titres, contraste (principe et outils), lien d'évitement, navigation clavier (5 touches, 3 signaux), langue, zoom 200 %, sous-titres (principe et auto), transcriptions, audiodescription, bonus médias (règle des 2 accès, VSME). Étiquettes de formulaire (placeholder, groupes, champs obligatoires). Grille de remontée. Bonus liens et PDF. Mission audit en binôme 30 min.</w:t>
+              <w:t>WebAIM Million 2026 et erreurs fréquentes. 13 checks : texte alternatif (types, rédaction, exemples), titre de page, hiérarchie de titres, contraste (principe et outils), lien d'évitement, navigation clavier (5 touches, 3 signaux), langue, zoom 200 %, sous-titres (principe et auto), transcriptions, audiodescription, bonus médias (règle des 2 accès, audio-description). Étiquettes de formulaire (placeholder, groupes, champs obligatoires). Grille de remontée. Bonus liens et PDF. Mission audit en binôme 30 min.</w:t>
             </w:r>
           </w:p>
         </w:tc>
@@ -3213,7 +3213,7 @@
                 <w:sz w:val="18"/>
                 <w:lang w:bidi="ar-SA"/>
               </w:rPr>
-              <w:t>Enjeux de l'accessibilité sur les réseaux. Analyse d'un tweet OMS (quiz, révélation, corrigé). Démonstration NVDA. 4 réflexes. Texte alternatif (pourquoi, comment rédiger, où sur chaque plateforme). Émojis (3 règles, avant/après). Hashtags CamelCase. Caractères Unicode et faux gras. Communication inclusive (représentations, cohérence). Langage inclusif. Exercice checklist en binôme. Checklist 3 volets (anticiper, rédiger, publier). Quiz clôture vrai/faux.</w:t>
+              <w:t>Enjeux de l'accessibilité sur les réseaux. Analyse d'un tweet OMS (quiz, révélation, corrigé). Démonstration NVDA. 4 réflexes. Texte alternatif (pourquoi, comment rédiger, où sur chaque plateforme). Émojis (3 règles, avant/après). Hashtags CamelCase. Caractères Unicode et faux gras. Communication inclusive (représentations, cohérence). Langage inclusif. Exercice checklist en binôme. Checklist 3 volets (anticiper, rédiger, publier).</w:t>
             </w:r>
           </w:p>
         </w:tc>
@@ -3246,7 +3246,7 @@
                 <w:sz w:val="18"/>
                 <w:lang w:bidi="ar-SA"/>
               </w:rPr>
-              <w:t>Analyse d'exemples, démonstration lecteur d'écran NVDA, exercice en binôme, correction collective et quiz vrai/faux.</w:t>
+              <w:t>Analyse d'exemples, démonstration lecteur d'écran NVDA, exercice en binôme et correction collective.</w:t>
             </w:r>
           </w:p>
         </w:tc>
@@ -3352,7 +3352,7 @@
                 <w:sz w:val="18"/>
                 <w:lang w:bidi="ar-SA"/>
               </w:rPr>
-              <w:t>Clôture, bilan et mise en action</w:t>
+              <w:t>Clôture et bilan</w:t>
             </w:r>
           </w:p>
         </w:tc>
@@ -3385,9 +3385,9 @@
                 <w:sz w:val="18"/>
                 <w:lang w:bidi="ar-SA"/>
               </w:rPr>
-              <w:t>Vérifier les acquis. Identifier les gestes à appliquer dès le retour en poste. Recueillir l'évaluation de la formation.</w:t>
+              <w:t>Vérifier les acquis. Recueillir l'évaluation de la formation.</w:t>
               <w:br/>
-              <w:t>[Bloom : évaluer, créer]</w:t>
+              <w:t>[Bloom : évaluer]</w:t>
             </w:r>
           </w:p>
         </w:tc>
@@ -3420,7 +3420,7 @@
                 <w:sz w:val="18"/>
                 <w:lang w:bidi="ar-SA"/>
               </w:rPr>
-              <w:t>Plan d'action individuel (que faites-vous demain matin ?), questions finales, évaluation à chaud.</w:t>
+              <w:t>Questions finales et contacts des formateurs, ressources partagées, évaluation à chaud.</w:t>
             </w:r>
           </w:p>
         </w:tc>
@@ -3453,7 +3453,7 @@
                 <w:sz w:val="18"/>
                 <w:lang w:bidi="ar-SA"/>
               </w:rPr>
-              <w:t>Tour de table, engagement individuel, questionnaire de satisfaction et consignes de ressources complémentaires.</w:t>
+              <w:t>Tour de table, questionnaire de satisfaction et consignes de ressources complémentaires.</w:t>
             </w:r>
           </w:p>
         </w:tc>
